--- a/docs/MVP_CANVAS.docx
+++ b/docs/MVP_CANVAS.docx
@@ -29,7 +29,7 @@
           <w:color w:val="003DA5"/>
           <w:sz w:val="26"/>
         </w:rPr>
-        <w:t>Agente Preparador BB + Modelo Analítico (H2O AutoML)</w:t>
+        <w:t>Agente Predfy + Modelo Analítico (H2O AutoML)</w:t>
       </w:r>
     </w:p>
     <w:p>

--- a/docs/MVP_CANVAS.docx
+++ b/docs/MVP_CANVAS.docx
@@ -148,7 +148,7 @@
                 <w:color w:val="1F1F1F"/>
                 <w:sz w:val="22"/>
               </w:rPr>
-              <w:t>Demandantes de áreas-cliente (DICOI, DISUP, DITEC, GECOI) — gestores que recebem perguntas analíticas e hoje dependem de fila DBA + Cientista de Dados.</w:t>
+              <w:t>Demandantes de áreas-cliente (DICOI, DISEC, DITEC, GECOI) — gestores que recebem perguntas analíticas e hoje dependem de fila DBA + Cientista de Dados.</w:t>
             </w:r>
           </w:p>
           <w:p>
@@ -163,7 +163,7 @@
                 <w:color w:val="1F1F1F"/>
                 <w:sz w:val="22"/>
               </w:rPr>
-              <w:t>Líderes de contratação da DISEC — quem prioriza carteira sob a Lei 14.133/21.</w:t>
+              <w:t>Líderes de contratação da DISEC — quem prioriza carteira sob a Lei 13.303/16.</w:t>
             </w:r>
           </w:p>
           <w:p>
@@ -530,7 +530,7 @@
                 <w:color w:val="1F1F1F"/>
                 <w:sz w:val="22"/>
               </w:rPr>
-              <w:t>Conformidade Lei 14.133/21 — terminologia oficial (Licitação Eletrônica, EAPs Padrão) embutida no system_prompt versionado em git.</w:t>
+              <w:t>Conformidade Lei 13.303/16 — terminologia oficial (Licitação Eletrônica, EAPs Padrão) embutida no system_prompt versionado em git.</w:t>
             </w:r>
           </w:p>
         </w:tc>
@@ -721,7 +721,7 @@
                 <w:color w:val="1F1F1F"/>
                 <w:sz w:val="22"/>
               </w:rPr>
-              <w:t>Sintéticos (Faker + regras Lei 14.133/21). Acesso a dados reais inviável no prazo. Inclui ciclo pós-contrato (aditivos, rescisão, atrasos).</w:t>
+              <w:t>Sintéticos (Faker + regras Lei 13.303/16). Acesso a dados reais inviável no prazo. Inclui ciclo pós-contrato (aditivos, rescisão, atrasos).</w:t>
             </w:r>
           </w:p>
         </w:tc>
@@ -1249,7 +1249,7 @@
                 <w:color w:val="1F1F1F"/>
                 <w:sz w:val="22"/>
               </w:rPr>
-              <w:t>DICOI / DITEC / DISUP / GECOI — atraso em projetos de TI / obras (já contemplada).</w:t>
+              <w:t>DICOI / DITEC / DISEC / GECOI — atraso em projetos de TI / obras (já contemplada).</w:t>
             </w:r>
           </w:p>
           <w:p>
@@ -1408,7 +1408,7 @@
                 <w:color w:val="1F1F1F"/>
                 <w:sz w:val="22"/>
               </w:rPr>
-              <w:t>Médio prazo: RAG com EAPs Padrão e jurisprudência da Lei 14.133/21; persistência das conversas em banco BB; substituir IBM Plex Sans pelas fontes oficiais BB.</w:t>
+              <w:t>Médio prazo: RAG com EAPs Padrão e jurisprudência da Lei 13.303/16; persistência das conversas em banco BB; substituir IBM Plex Sans pelas fontes oficiais BB.</w:t>
             </w:r>
           </w:p>
           <w:p>
